--- a/用户模块设计(User.docx
+++ b/用户模块设计(User.docx
@@ -3,9 +3,15 @@
 <w:document xmlns:wpc="http://schemas.microsoft.com/office/word/2010/wordprocessingCanvas" xmlns:cx="http://schemas.microsoft.com/office/drawing/2014/chartex" xmlns:cx1="http://schemas.microsoft.com/office/drawing/2015/9/8/chartex" xmlns:cx2="http://schemas.microsoft.com/office/drawing/2015/10/21/chartex" xmlns:cx3="http://schemas.microsoft.com/office/drawing/2016/5/9/chartex" xmlns:cx4="http://schemas.microsoft.com/office/drawing/2016/5/10/chartex" xmlns:cx5="http://schemas.microsoft.com/office/drawing/2016/5/11/chartex" xmlns:cx6="http://schemas.microsoft.com/office/drawing/2016/5/12/chartex" xmlns:cx7="http://schemas.microsoft.com/office/drawing/2016/5/13/chartex" xmlns:cx8="http://schemas.microsoft.com/office/drawing/2016/5/14/chartex" xmlns:mc="http://schemas.openxmlformats.org/markup-compatibility/2006" xmlns:aink="http://schemas.microsoft.com/office/drawing/2016/ink" xmlns:am3d="http://schemas.microsoft.com/office/drawing/2017/model3d" xmlns:o="urn:schemas-microsoft-com:office:office" xmlns:oel="http://schemas.microsoft.com/office/2019/extlst" xmlns:r="http://schemas.openxmlformats.org/officeDocument/2006/relationships" xmlns:m="http://schemas.openxmlformats.org/officeDocument/2006/math" xmlns:v="urn:schemas-microsoft-com:vml" xmlns:wp14="http://schemas.microsoft.com/office/word/2010/wordprocessingDrawing" xmlns:wp="http://schemas.openxmlformats.org/drawingml/2006/wordprocessingDrawing" xmlns:w10="urn:schemas-microsoft-com:office:word" xmlns:w="http://schemas.openxmlformats.org/wordprocessingml/2006/main" xmlns:w14="http://schemas.microsoft.com/office/word/2010/wordml" xmlns:w15="http://schemas.microsoft.com/office/word/2012/wordml" xmlns:w16cex="http://schemas.microsoft.com/office/word/2018/wordml/cex" xmlns:w16cid="http://schemas.microsoft.com/office/word/2016/wordml/cid" xmlns:w16="http://schemas.microsoft.com/office/word/2018/wordml" xmlns:w16du="http://schemas.microsoft.com/office/word/2023/wordml/word16du" xmlns:w16sdtdh="http://schemas.microsoft.com/office/word/2020/wordml/sdtdatahash" xmlns:w16sdtfl="http://schemas.microsoft.com/office/word/2024/wordml/sdtformatlock" xmlns:w16se="http://schemas.microsoft.com/office/word/2015/wordml/symex" xmlns:wpg="http://schemas.microsoft.com/office/word/2010/wordprocessingGroup" xmlns:wpi="http://schemas.microsoft.com/office/word/2010/wordprocessingInk" xmlns:wne="http://schemas.microsoft.com/office/word/2006/wordml" xmlns:wps="http://schemas.microsoft.com/office/word/2010/wordprocessingShape" mc:Ignorable="w14 w15 w16se w16cid w16 w16cex w16sdtdh w16sdtfl w16du wp14">
   <w:body>
     <w:p>
-      <w:r>
-        <w:rPr>
-          <w:rFonts w:hint="eastAsia"/>
+      <w:pPr>
+        <w:rPr>
+          <w:color w:val="EE0000"/>
+        </w:rPr>
+      </w:pPr>
+      <w:r>
+        <w:rPr>
+          <w:rFonts w:hint="eastAsia"/>
+          <w:color w:val="EE0000"/>
         </w:rPr>
         <w:t>1</w:t>
       </w:r>
@@ -205,9 +211,15 @@
     </w:p>
     <w:p/>
     <w:p>
-      <w:r>
-        <w:rPr>
-          <w:rFonts w:hint="eastAsia"/>
+      <w:pPr>
+        <w:rPr>
+          <w:rFonts w:hint="eastAsia"/>
+        </w:rPr>
+      </w:pPr>
+      <w:r>
+        <w:rPr>
+          <w:rFonts w:hint="eastAsia"/>
+          <w:color w:val="EE0000"/>
         </w:rPr>
         <w:t>2</w:t>
       </w:r>
@@ -317,16 +329,7 @@
       </w:r>
       <w:r>
         <w:br/>
-        <w:t>### 1️</w:t>
-      </w:r>
-      <w:r>
-        <w:rPr>
-          <w:rFonts w:ascii="Segoe UI Symbol" w:hAnsi="Segoe UI Symbol" w:cs="Segoe UI Symbol"/>
-        </w:rPr>
-        <w:t>⃣</w:t>
-      </w:r>
-      <w:r>
-        <w:t xml:space="preserve"> 用户模块 (USER) - 完成</w:t>
+        <w:t xml:space="preserve">用户模块 (USER) - </w:t>
       </w:r>
     </w:p>
     <w:p/>
@@ -341,62 +344,23 @@
     <w:p/>
     <w:p>
       <w:r>
-        <w:t xml:space="preserve">- </w:t>
-      </w:r>
-      <w:r>
-        <w:rPr>
-          <w:rFonts w:ascii="Segoe UI Emoji" w:hAnsi="Segoe UI Emoji" w:cs="Segoe UI Emoji"/>
-        </w:rPr>
-        <w:t>✅</w:t>
-      </w:r>
-      <w:r>
-        <w:t xml:space="preserve"> 用户CRUD（增删改查）</w:t>
+        <w:t>用户CRUD（增删改查）</w:t>
       </w:r>
     </w:p>
     <w:p/>
     <w:p>
       <w:r>
-        <w:t xml:space="preserve">- </w:t>
-      </w:r>
-      <w:r>
-        <w:rPr>
-          <w:rFonts w:ascii="Segoe UI Emoji" w:hAnsi="Segoe UI Emoji" w:cs="Segoe UI Emoji"/>
-        </w:rPr>
-        <w:t>✅</w:t>
-      </w:r>
-      <w:r>
-        <w:t xml:space="preserve"> 分页查询（支持手机号筛选）</w:t>
+        <w:t>分页查询（支持手机号筛选）</w:t>
       </w:r>
     </w:p>
     <w:p/>
     <w:p>
       <w:r>
-        <w:t xml:space="preserve">- </w:t>
-      </w:r>
-      <w:r>
-        <w:rPr>
-          <w:rFonts w:ascii="Segoe UI Emoji" w:hAnsi="Segoe UI Emoji" w:cs="Segoe UI Emoji"/>
-        </w:rPr>
-        <w:t>✅</w:t>
-      </w:r>
-      <w:r>
-        <w:t xml:space="preserve"> 基础登录框架（Sa-Token）</w:t>
+        <w:t>基础登录框架（Sa-Token）</w:t>
       </w:r>
     </w:p>
     <w:p/>
     <w:p>
-      <w:r>
-        <w:t xml:space="preserve">- </w:t>
-      </w:r>
-      <w:r>
-        <w:rPr>
-          <w:rFonts w:ascii="Segoe UI Emoji" w:hAnsi="Segoe UI Emoji" w:cs="Segoe UI Emoji"/>
-        </w:rPr>
-        <w:t>✅</w:t>
-      </w:r>
-      <w:r>
-        <w:t xml:space="preserve"> </w:t>
-      </w:r>
       <w:proofErr w:type="gramStart"/>
       <w:r>
         <w:t>微信授权</w:t>
@@ -417,16 +381,7 @@
     <w:p/>
     <w:p>
       <w:r>
-        <w:t xml:space="preserve">- </w:t>
-      </w:r>
-      <w:r>
-        <w:rPr>
-          <w:rFonts w:ascii="Segoe UI Emoji" w:hAnsi="Segoe UI Emoji" w:cs="Segoe UI Emoji"/>
-        </w:rPr>
-        <w:t>✅</w:t>
-      </w:r>
-      <w:r>
-        <w:t xml:space="preserve"> 获取</w:t>
+        <w:t>获取</w:t>
       </w:r>
       <w:proofErr w:type="gramStart"/>
       <w:r>
@@ -440,82 +395,42 @@
     <w:p/>
     <w:p>
       <w:r>
-        <w:t xml:space="preserve">- </w:t>
-      </w:r>
-      <w:r>
-        <w:rPr>
-          <w:rFonts w:ascii="Segoe UI Emoji" w:hAnsi="Segoe UI Emoji" w:cs="Segoe UI Emoji"/>
-        </w:rPr>
-        <w:t>✅</w:t>
-      </w:r>
-      <w:r>
-        <w:t xml:space="preserve"> 手机号AES加密存储</w:t>
+        <w:t>手机号AES加密存储</w:t>
       </w:r>
     </w:p>
     <w:p/>
     <w:p>
       <w:r>
-        <w:t xml:space="preserve">- </w:t>
-      </w:r>
-      <w:r>
-        <w:rPr>
-          <w:rFonts w:ascii="Segoe UI Emoji" w:hAnsi="Segoe UI Emoji" w:cs="Segoe UI Emoji"/>
-        </w:rPr>
-        <w:t>✅</w:t>
-      </w:r>
-      <w:r>
-        <w:t xml:space="preserve"> 个人信息修改</w:t>
-      </w:r>
-    </w:p>
-    <w:p/>
-    <w:p>
-      <w:r>
-        <w:t xml:space="preserve">- </w:t>
-      </w:r>
-      <w:r>
-        <w:rPr>
-          <w:rFonts w:ascii="Segoe UI Emoji" w:hAnsi="Segoe UI Emoji" w:cs="Segoe UI Emoji"/>
-        </w:rPr>
-        <w:t>✅</w:t>
-      </w:r>
-      <w:r>
-        <w:t xml:space="preserve"> 查询个人订单列表</w:t>
-      </w:r>
-      <w:r>
-        <w:br/>
-      </w:r>
-      <w:r>
-        <w:br/>
+        <w:t>个人信息修改</w:t>
       </w:r>
     </w:p>
     <w:p/>
     <w:p>
       <w:pPr>
-        <w:widowControl/>
-        <w:jc w:val="left"/>
+        <w:rPr>
+          <w:rFonts w:hint="eastAsia"/>
+        </w:rPr>
       </w:pPr>
       <w:r>
-        <w:br w:type="page"/>
+        <w:t>查询个人订单列表</w:t>
+      </w:r>
+      <w:r>
+        <w:br/>
+      </w:r>
+      <w:r>
+        <w:rPr>
+          <w:rFonts w:hint="eastAsia"/>
+          <w:color w:val="EE0000"/>
+        </w:rPr>
+        <w:t>3</w:t>
       </w:r>
     </w:p>
     <w:p>
-      <w:pPr>
-        <w:pStyle w:val="1"/>
-      </w:pPr>
-      <w:r>
-        <w:rPr>
-          <w:rFonts w:hint="eastAsia"/>
-        </w:rPr>
-        <w:lastRenderedPageBreak/>
-        <w:t>1</w:t>
-      </w:r>
-    </w:p>
-    <w:p>
-      <w:r>
-        <w:rPr>
-          <w:rFonts w:hint="eastAsia"/>
-        </w:rPr>
-        <w:t>我User类（可能不只这个类），核心的</w:t>
+      <w:r>
+        <w:rPr>
+          <w:rFonts w:hint="eastAsia"/>
+        </w:rPr>
+        <w:t>核心的</w:t>
       </w:r>
       <w:proofErr w:type="spellStart"/>
       <w:r>
@@ -585,7 +500,7 @@
       </w:r>
       <w:proofErr w:type="gramEnd"/>
       <w:r>
-        <w:t>程序注册流程通常是：</w:t>
+        <w:t>程序注册流程：</w:t>
       </w:r>
     </w:p>
     <w:p>
@@ -672,7 +587,1370 @@
         <w:t>如果是老用户，直接登录。</w:t>
       </w:r>
     </w:p>
-    <w:p/>
+    <w:p>
+      <w:pPr>
+        <w:rPr>
+          <w:b/>
+          <w:bCs/>
+        </w:rPr>
+      </w:pPr>
+      <w:r>
+        <w:rPr>
+          <w:rFonts w:hint="eastAsia"/>
+          <w:color w:val="EE0000"/>
+        </w:rPr>
+        <w:lastRenderedPageBreak/>
+        <w:t>4</w:t>
+      </w:r>
+      <w:r>
+        <w:br/>
+      </w:r>
+      <w:r>
+        <w:rPr>
+          <w:b/>
+          <w:bCs/>
+        </w:rPr>
+        <w:t>用户管理接口 (</w:t>
+      </w:r>
+      <w:proofErr w:type="spellStart"/>
+      <w:r>
+        <w:rPr>
+          <w:b/>
+          <w:bCs/>
+        </w:rPr>
+        <w:t>UserController</w:t>
+      </w:r>
+      <w:proofErr w:type="spellEnd"/>
+      <w:r>
+        <w:rPr>
+          <w:b/>
+          <w:bCs/>
+        </w:rPr>
+        <w:t>)</w:t>
+      </w:r>
+    </w:p>
+    <w:tbl>
+      <w:tblPr>
+        <w:tblW w:w="0" w:type="auto"/>
+        <w:tblCellSpacing w:w="15" w:type="dxa"/>
+        <w:shd w:val="clear" w:color="auto" w:fill="1A1B1D"/>
+        <w:tblCellMar>
+          <w:top w:w="15" w:type="dxa"/>
+          <w:left w:w="15" w:type="dxa"/>
+          <w:bottom w:w="15" w:type="dxa"/>
+          <w:right w:w="15" w:type="dxa"/>
+        </w:tblCellMar>
+        <w:tblLook w:val="04A0" w:firstRow="1" w:lastRow="0" w:firstColumn="1" w:lastColumn="0" w:noHBand="0" w:noVBand="1"/>
+      </w:tblPr>
+      <w:tblGrid>
+        <w:gridCol w:w="3688"/>
+        <w:gridCol w:w="698"/>
+        <w:gridCol w:w="1330"/>
+        <w:gridCol w:w="2590"/>
+      </w:tblGrid>
+      <w:tr>
+        <w:trPr>
+          <w:tblHeader/>
+          <w:tblCellSpacing w:w="15" w:type="dxa"/>
+        </w:trPr>
+        <w:tc>
+          <w:tcPr>
+            <w:tcW w:w="0" w:type="auto"/>
+            <w:shd w:val="clear" w:color="auto" w:fill="1A1B1D"/>
+            <w:tcMar>
+              <w:top w:w="0" w:type="dxa"/>
+              <w:left w:w="0" w:type="dxa"/>
+              <w:bottom w:w="0" w:type="dxa"/>
+              <w:right w:w="0" w:type="dxa"/>
+            </w:tcMar>
+            <w:vAlign w:val="center"/>
+            <w:hideMark/>
+          </w:tcPr>
+          <w:p>
+            <w:pPr>
+              <w:rPr>
+                <w:b/>
+                <w:bCs/>
+              </w:rPr>
+            </w:pPr>
+            <w:r>
+              <w:rPr>
+                <w:b/>
+                <w:bCs/>
+              </w:rPr>
+              <w:t>URL</w:t>
+            </w:r>
+          </w:p>
+        </w:tc>
+        <w:tc>
+          <w:tcPr>
+            <w:tcW w:w="0" w:type="auto"/>
+            <w:shd w:val="clear" w:color="auto" w:fill="1A1B1D"/>
+            <w:tcMar>
+              <w:top w:w="0" w:type="dxa"/>
+              <w:left w:w="0" w:type="dxa"/>
+              <w:bottom w:w="0" w:type="dxa"/>
+              <w:right w:w="0" w:type="dxa"/>
+            </w:tcMar>
+            <w:vAlign w:val="center"/>
+            <w:hideMark/>
+          </w:tcPr>
+          <w:p>
+            <w:pPr>
+              <w:rPr>
+                <w:b/>
+                <w:bCs/>
+              </w:rPr>
+            </w:pPr>
+            <w:r>
+              <w:rPr>
+                <w:b/>
+                <w:bCs/>
+              </w:rPr>
+              <w:t>方法</w:t>
+            </w:r>
+          </w:p>
+        </w:tc>
+        <w:tc>
+          <w:tcPr>
+            <w:tcW w:w="0" w:type="auto"/>
+            <w:shd w:val="clear" w:color="auto" w:fill="1A1B1D"/>
+            <w:tcMar>
+              <w:top w:w="0" w:type="dxa"/>
+              <w:left w:w="0" w:type="dxa"/>
+              <w:bottom w:w="0" w:type="dxa"/>
+              <w:right w:w="0" w:type="dxa"/>
+            </w:tcMar>
+            <w:vAlign w:val="center"/>
+            <w:hideMark/>
+          </w:tcPr>
+          <w:p>
+            <w:pPr>
+              <w:rPr>
+                <w:b/>
+                <w:bCs/>
+              </w:rPr>
+            </w:pPr>
+            <w:r>
+              <w:rPr>
+                <w:b/>
+                <w:bCs/>
+              </w:rPr>
+              <w:t>功能描述</w:t>
+            </w:r>
+          </w:p>
+        </w:tc>
+        <w:tc>
+          <w:tcPr>
+            <w:tcW w:w="0" w:type="auto"/>
+            <w:shd w:val="clear" w:color="auto" w:fill="1A1B1D"/>
+            <w:tcMar>
+              <w:top w:w="0" w:type="dxa"/>
+              <w:left w:w="0" w:type="dxa"/>
+              <w:bottom w:w="0" w:type="dxa"/>
+              <w:right w:w="0" w:type="dxa"/>
+            </w:tcMar>
+            <w:vAlign w:val="center"/>
+            <w:hideMark/>
+          </w:tcPr>
+          <w:p>
+            <w:pPr>
+              <w:rPr>
+                <w:b/>
+                <w:bCs/>
+              </w:rPr>
+            </w:pPr>
+            <w:r>
+              <w:rPr>
+                <w:b/>
+                <w:bCs/>
+              </w:rPr>
+              <w:t>参数</w:t>
+            </w:r>
+          </w:p>
+        </w:tc>
+      </w:tr>
+      <w:tr>
+        <w:trPr>
+          <w:tblCellSpacing w:w="15" w:type="dxa"/>
+        </w:trPr>
+        <w:tc>
+          <w:tcPr>
+            <w:tcW w:w="0" w:type="auto"/>
+            <w:shd w:val="clear" w:color="auto" w:fill="1A1B1D"/>
+            <w:tcMar>
+              <w:top w:w="0" w:type="dxa"/>
+              <w:left w:w="0" w:type="dxa"/>
+              <w:bottom w:w="0" w:type="dxa"/>
+              <w:right w:w="0" w:type="dxa"/>
+            </w:tcMar>
+            <w:vAlign w:val="center"/>
+            <w:hideMark/>
+          </w:tcPr>
+          <w:p>
+            <w:r>
+              <w:t>/</w:t>
+            </w:r>
+            <w:proofErr w:type="spellStart"/>
+            <w:r>
+              <w:t>milkteasystem</w:t>
+            </w:r>
+            <w:proofErr w:type="spellEnd"/>
+            <w:r>
+              <w:t>/user</w:t>
+            </w:r>
+          </w:p>
+        </w:tc>
+        <w:tc>
+          <w:tcPr>
+            <w:tcW w:w="0" w:type="auto"/>
+            <w:shd w:val="clear" w:color="auto" w:fill="1A1B1D"/>
+            <w:tcMar>
+              <w:top w:w="0" w:type="dxa"/>
+              <w:left w:w="0" w:type="dxa"/>
+              <w:bottom w:w="0" w:type="dxa"/>
+              <w:right w:w="0" w:type="dxa"/>
+            </w:tcMar>
+            <w:vAlign w:val="center"/>
+            <w:hideMark/>
+          </w:tcPr>
+          <w:p>
+            <w:r>
+              <w:t>POST</w:t>
+            </w:r>
+          </w:p>
+        </w:tc>
+        <w:tc>
+          <w:tcPr>
+            <w:tcW w:w="0" w:type="auto"/>
+            <w:shd w:val="clear" w:color="auto" w:fill="1A1B1D"/>
+            <w:tcMar>
+              <w:top w:w="0" w:type="dxa"/>
+              <w:left w:w="0" w:type="dxa"/>
+              <w:bottom w:w="0" w:type="dxa"/>
+              <w:right w:w="0" w:type="dxa"/>
+            </w:tcMar>
+            <w:vAlign w:val="center"/>
+            <w:hideMark/>
+          </w:tcPr>
+          <w:p>
+            <w:r>
+              <w:t>添加用户</w:t>
+            </w:r>
+          </w:p>
+        </w:tc>
+        <w:tc>
+          <w:tcPr>
+            <w:tcW w:w="0" w:type="auto"/>
+            <w:shd w:val="clear" w:color="auto" w:fill="1A1B1D"/>
+            <w:tcMar>
+              <w:top w:w="0" w:type="dxa"/>
+              <w:left w:w="0" w:type="dxa"/>
+              <w:bottom w:w="0" w:type="dxa"/>
+              <w:right w:w="0" w:type="dxa"/>
+            </w:tcMar>
+            <w:vAlign w:val="center"/>
+            <w:hideMark/>
+          </w:tcPr>
+          <w:p>
+            <w:proofErr w:type="spellStart"/>
+            <w:r>
+              <w:t>userCreateDTO</w:t>
+            </w:r>
+            <w:proofErr w:type="spellEnd"/>
+            <w:r>
+              <w:t>: 用户创建DTO</w:t>
+            </w:r>
+          </w:p>
+        </w:tc>
+      </w:tr>
+      <w:tr>
+        <w:trPr>
+          <w:tblCellSpacing w:w="15" w:type="dxa"/>
+        </w:trPr>
+        <w:tc>
+          <w:tcPr>
+            <w:tcW w:w="0" w:type="auto"/>
+            <w:shd w:val="clear" w:color="auto" w:fill="1A1B1D"/>
+            <w:tcMar>
+              <w:top w:w="0" w:type="dxa"/>
+              <w:left w:w="0" w:type="dxa"/>
+              <w:bottom w:w="0" w:type="dxa"/>
+              <w:right w:w="0" w:type="dxa"/>
+            </w:tcMar>
+            <w:vAlign w:val="center"/>
+            <w:hideMark/>
+          </w:tcPr>
+          <w:p>
+            <w:r>
+              <w:t>/</w:t>
+            </w:r>
+            <w:proofErr w:type="spellStart"/>
+            <w:proofErr w:type="gramStart"/>
+            <w:r>
+              <w:t>milkteasystem</w:t>
+            </w:r>
+            <w:proofErr w:type="spellEnd"/>
+            <w:proofErr w:type="gramEnd"/>
+            <w:r>
+              <w:t>/user/{id}</w:t>
+            </w:r>
+          </w:p>
+        </w:tc>
+        <w:tc>
+          <w:tcPr>
+            <w:tcW w:w="0" w:type="auto"/>
+            <w:shd w:val="clear" w:color="auto" w:fill="1A1B1D"/>
+            <w:tcMar>
+              <w:top w:w="0" w:type="dxa"/>
+              <w:left w:w="0" w:type="dxa"/>
+              <w:bottom w:w="0" w:type="dxa"/>
+              <w:right w:w="0" w:type="dxa"/>
+            </w:tcMar>
+            <w:vAlign w:val="center"/>
+            <w:hideMark/>
+          </w:tcPr>
+          <w:p>
+            <w:r>
+              <w:t>PUT</w:t>
+            </w:r>
+          </w:p>
+        </w:tc>
+        <w:tc>
+          <w:tcPr>
+            <w:tcW w:w="0" w:type="auto"/>
+            <w:shd w:val="clear" w:color="auto" w:fill="1A1B1D"/>
+            <w:tcMar>
+              <w:top w:w="0" w:type="dxa"/>
+              <w:left w:w="0" w:type="dxa"/>
+              <w:bottom w:w="0" w:type="dxa"/>
+              <w:right w:w="0" w:type="dxa"/>
+            </w:tcMar>
+            <w:vAlign w:val="center"/>
+            <w:hideMark/>
+          </w:tcPr>
+          <w:p>
+            <w:r>
+              <w:t>修改用户</w:t>
+            </w:r>
+          </w:p>
+        </w:tc>
+        <w:tc>
+          <w:tcPr>
+            <w:tcW w:w="0" w:type="auto"/>
+            <w:shd w:val="clear" w:color="auto" w:fill="1A1B1D"/>
+            <w:tcMar>
+              <w:top w:w="0" w:type="dxa"/>
+              <w:left w:w="0" w:type="dxa"/>
+              <w:bottom w:w="0" w:type="dxa"/>
+              <w:right w:w="0" w:type="dxa"/>
+            </w:tcMar>
+            <w:vAlign w:val="center"/>
+            <w:hideMark/>
+          </w:tcPr>
+          <w:p>
+            <w:r>
+              <w:t>id: 用户ID</w:t>
+            </w:r>
+          </w:p>
+          <w:p>
+            <w:proofErr w:type="spellStart"/>
+            <w:r>
+              <w:t>userUpdateDTO</w:t>
+            </w:r>
+            <w:proofErr w:type="spellEnd"/>
+            <w:r>
+              <w:t>: 用户更新DTO</w:t>
+            </w:r>
+          </w:p>
+        </w:tc>
+      </w:tr>
+      <w:tr>
+        <w:trPr>
+          <w:tblCellSpacing w:w="15" w:type="dxa"/>
+        </w:trPr>
+        <w:tc>
+          <w:tcPr>
+            <w:tcW w:w="0" w:type="auto"/>
+            <w:shd w:val="clear" w:color="auto" w:fill="1A1B1D"/>
+            <w:tcMar>
+              <w:top w:w="0" w:type="dxa"/>
+              <w:left w:w="0" w:type="dxa"/>
+              <w:bottom w:w="0" w:type="dxa"/>
+              <w:right w:w="0" w:type="dxa"/>
+            </w:tcMar>
+            <w:vAlign w:val="center"/>
+            <w:hideMark/>
+          </w:tcPr>
+          <w:p>
+            <w:r>
+              <w:t>/</w:t>
+            </w:r>
+            <w:proofErr w:type="spellStart"/>
+            <w:r>
+              <w:t>milkteasystem</w:t>
+            </w:r>
+            <w:proofErr w:type="spellEnd"/>
+            <w:r>
+              <w:t>/user</w:t>
+            </w:r>
+          </w:p>
+        </w:tc>
+        <w:tc>
+          <w:tcPr>
+            <w:tcW w:w="0" w:type="auto"/>
+            <w:shd w:val="clear" w:color="auto" w:fill="1A1B1D"/>
+            <w:tcMar>
+              <w:top w:w="0" w:type="dxa"/>
+              <w:left w:w="0" w:type="dxa"/>
+              <w:bottom w:w="0" w:type="dxa"/>
+              <w:right w:w="0" w:type="dxa"/>
+            </w:tcMar>
+            <w:vAlign w:val="center"/>
+            <w:hideMark/>
+          </w:tcPr>
+          <w:p>
+            <w:r>
+              <w:t>GET</w:t>
+            </w:r>
+          </w:p>
+        </w:tc>
+        <w:tc>
+          <w:tcPr>
+            <w:tcW w:w="0" w:type="auto"/>
+            <w:shd w:val="clear" w:color="auto" w:fill="1A1B1D"/>
+            <w:tcMar>
+              <w:top w:w="0" w:type="dxa"/>
+              <w:left w:w="0" w:type="dxa"/>
+              <w:bottom w:w="0" w:type="dxa"/>
+              <w:right w:w="0" w:type="dxa"/>
+            </w:tcMar>
+            <w:vAlign w:val="center"/>
+            <w:hideMark/>
+          </w:tcPr>
+          <w:p>
+            <w:r>
+              <w:t>查询所有用户</w:t>
+            </w:r>
+          </w:p>
+        </w:tc>
+        <w:tc>
+          <w:tcPr>
+            <w:tcW w:w="0" w:type="auto"/>
+            <w:shd w:val="clear" w:color="auto" w:fill="1A1B1D"/>
+            <w:tcMar>
+              <w:top w:w="0" w:type="dxa"/>
+              <w:left w:w="0" w:type="dxa"/>
+              <w:bottom w:w="0" w:type="dxa"/>
+              <w:right w:w="0" w:type="dxa"/>
+            </w:tcMar>
+            <w:vAlign w:val="center"/>
+            <w:hideMark/>
+          </w:tcPr>
+          <w:p>
+            <w:r>
+              <w:t>无</w:t>
+            </w:r>
+          </w:p>
+        </w:tc>
+      </w:tr>
+      <w:tr>
+        <w:trPr>
+          <w:tblCellSpacing w:w="15" w:type="dxa"/>
+        </w:trPr>
+        <w:tc>
+          <w:tcPr>
+            <w:tcW w:w="0" w:type="auto"/>
+            <w:shd w:val="clear" w:color="auto" w:fill="1A1B1D"/>
+            <w:tcMar>
+              <w:top w:w="0" w:type="dxa"/>
+              <w:left w:w="0" w:type="dxa"/>
+              <w:bottom w:w="0" w:type="dxa"/>
+              <w:right w:w="0" w:type="dxa"/>
+            </w:tcMar>
+            <w:vAlign w:val="center"/>
+            <w:hideMark/>
+          </w:tcPr>
+          <w:p>
+            <w:r>
+              <w:t>/</w:t>
+            </w:r>
+            <w:proofErr w:type="spellStart"/>
+            <w:proofErr w:type="gramStart"/>
+            <w:r>
+              <w:t>milkteasystem</w:t>
+            </w:r>
+            <w:proofErr w:type="spellEnd"/>
+            <w:proofErr w:type="gramEnd"/>
+            <w:r>
+              <w:t>/user/{id}</w:t>
+            </w:r>
+          </w:p>
+        </w:tc>
+        <w:tc>
+          <w:tcPr>
+            <w:tcW w:w="0" w:type="auto"/>
+            <w:shd w:val="clear" w:color="auto" w:fill="1A1B1D"/>
+            <w:tcMar>
+              <w:top w:w="0" w:type="dxa"/>
+              <w:left w:w="0" w:type="dxa"/>
+              <w:bottom w:w="0" w:type="dxa"/>
+              <w:right w:w="0" w:type="dxa"/>
+            </w:tcMar>
+            <w:vAlign w:val="center"/>
+            <w:hideMark/>
+          </w:tcPr>
+          <w:p>
+            <w:r>
+              <w:t>GET</w:t>
+            </w:r>
+          </w:p>
+        </w:tc>
+        <w:tc>
+          <w:tcPr>
+            <w:tcW w:w="0" w:type="auto"/>
+            <w:shd w:val="clear" w:color="auto" w:fill="1A1B1D"/>
+            <w:tcMar>
+              <w:top w:w="0" w:type="dxa"/>
+              <w:left w:w="0" w:type="dxa"/>
+              <w:bottom w:w="0" w:type="dxa"/>
+              <w:right w:w="0" w:type="dxa"/>
+            </w:tcMar>
+            <w:vAlign w:val="center"/>
+            <w:hideMark/>
+          </w:tcPr>
+          <w:p>
+            <w:r>
+              <w:t>根据id查询用户</w:t>
+            </w:r>
+          </w:p>
+        </w:tc>
+        <w:tc>
+          <w:tcPr>
+            <w:tcW w:w="0" w:type="auto"/>
+            <w:shd w:val="clear" w:color="auto" w:fill="1A1B1D"/>
+            <w:tcMar>
+              <w:top w:w="0" w:type="dxa"/>
+              <w:left w:w="0" w:type="dxa"/>
+              <w:bottom w:w="0" w:type="dxa"/>
+              <w:right w:w="0" w:type="dxa"/>
+            </w:tcMar>
+            <w:vAlign w:val="center"/>
+            <w:hideMark/>
+          </w:tcPr>
+          <w:p>
+            <w:r>
+              <w:t>id: 用户ID</w:t>
+            </w:r>
+          </w:p>
+        </w:tc>
+      </w:tr>
+      <w:tr>
+        <w:trPr>
+          <w:tblCellSpacing w:w="15" w:type="dxa"/>
+        </w:trPr>
+        <w:tc>
+          <w:tcPr>
+            <w:tcW w:w="0" w:type="auto"/>
+            <w:shd w:val="clear" w:color="auto" w:fill="1A1B1D"/>
+            <w:tcMar>
+              <w:top w:w="0" w:type="dxa"/>
+              <w:left w:w="0" w:type="dxa"/>
+              <w:bottom w:w="0" w:type="dxa"/>
+              <w:right w:w="0" w:type="dxa"/>
+            </w:tcMar>
+            <w:vAlign w:val="center"/>
+            <w:hideMark/>
+          </w:tcPr>
+          <w:p>
+            <w:r>
+              <w:t>/</w:t>
+            </w:r>
+            <w:proofErr w:type="spellStart"/>
+            <w:proofErr w:type="gramStart"/>
+            <w:r>
+              <w:t>milkteasystem</w:t>
+            </w:r>
+            <w:proofErr w:type="spellEnd"/>
+            <w:proofErr w:type="gramEnd"/>
+            <w:r>
+              <w:t>/user/{id}</w:t>
+            </w:r>
+          </w:p>
+        </w:tc>
+        <w:tc>
+          <w:tcPr>
+            <w:tcW w:w="0" w:type="auto"/>
+            <w:shd w:val="clear" w:color="auto" w:fill="1A1B1D"/>
+            <w:tcMar>
+              <w:top w:w="0" w:type="dxa"/>
+              <w:left w:w="0" w:type="dxa"/>
+              <w:bottom w:w="0" w:type="dxa"/>
+              <w:right w:w="0" w:type="dxa"/>
+            </w:tcMar>
+            <w:vAlign w:val="center"/>
+            <w:hideMark/>
+          </w:tcPr>
+          <w:p>
+            <w:r>
+              <w:t>DELETE</w:t>
+            </w:r>
+          </w:p>
+        </w:tc>
+        <w:tc>
+          <w:tcPr>
+            <w:tcW w:w="0" w:type="auto"/>
+            <w:shd w:val="clear" w:color="auto" w:fill="1A1B1D"/>
+            <w:tcMar>
+              <w:top w:w="0" w:type="dxa"/>
+              <w:left w:w="0" w:type="dxa"/>
+              <w:bottom w:w="0" w:type="dxa"/>
+              <w:right w:w="0" w:type="dxa"/>
+            </w:tcMar>
+            <w:vAlign w:val="center"/>
+            <w:hideMark/>
+          </w:tcPr>
+          <w:p>
+            <w:r>
+              <w:t>删除用户</w:t>
+            </w:r>
+          </w:p>
+        </w:tc>
+        <w:tc>
+          <w:tcPr>
+            <w:tcW w:w="0" w:type="auto"/>
+            <w:shd w:val="clear" w:color="auto" w:fill="1A1B1D"/>
+            <w:tcMar>
+              <w:top w:w="0" w:type="dxa"/>
+              <w:left w:w="0" w:type="dxa"/>
+              <w:bottom w:w="0" w:type="dxa"/>
+              <w:right w:w="0" w:type="dxa"/>
+            </w:tcMar>
+            <w:vAlign w:val="center"/>
+            <w:hideMark/>
+          </w:tcPr>
+          <w:p>
+            <w:r>
+              <w:t>id: 用户ID</w:t>
+            </w:r>
+          </w:p>
+        </w:tc>
+      </w:tr>
+      <w:tr>
+        <w:trPr>
+          <w:tblCellSpacing w:w="15" w:type="dxa"/>
+        </w:trPr>
+        <w:tc>
+          <w:tcPr>
+            <w:tcW w:w="0" w:type="auto"/>
+            <w:shd w:val="clear" w:color="auto" w:fill="1A1B1D"/>
+            <w:tcMar>
+              <w:top w:w="0" w:type="dxa"/>
+              <w:left w:w="0" w:type="dxa"/>
+              <w:bottom w:w="0" w:type="dxa"/>
+              <w:right w:w="0" w:type="dxa"/>
+            </w:tcMar>
+            <w:vAlign w:val="center"/>
+            <w:hideMark/>
+          </w:tcPr>
+          <w:p>
+            <w:r>
+              <w:t>/</w:t>
+            </w:r>
+            <w:proofErr w:type="spellStart"/>
+            <w:r>
+              <w:t>milkteasystem</w:t>
+            </w:r>
+            <w:proofErr w:type="spellEnd"/>
+            <w:r>
+              <w:t>/user/page</w:t>
+            </w:r>
+          </w:p>
+        </w:tc>
+        <w:tc>
+          <w:tcPr>
+            <w:tcW w:w="0" w:type="auto"/>
+            <w:shd w:val="clear" w:color="auto" w:fill="1A1B1D"/>
+            <w:tcMar>
+              <w:top w:w="0" w:type="dxa"/>
+              <w:left w:w="0" w:type="dxa"/>
+              <w:bottom w:w="0" w:type="dxa"/>
+              <w:right w:w="0" w:type="dxa"/>
+            </w:tcMar>
+            <w:vAlign w:val="center"/>
+            <w:hideMark/>
+          </w:tcPr>
+          <w:p>
+            <w:r>
+              <w:t>GET</w:t>
+            </w:r>
+          </w:p>
+        </w:tc>
+        <w:tc>
+          <w:tcPr>
+            <w:tcW w:w="0" w:type="auto"/>
+            <w:shd w:val="clear" w:color="auto" w:fill="1A1B1D"/>
+            <w:tcMar>
+              <w:top w:w="0" w:type="dxa"/>
+              <w:left w:w="0" w:type="dxa"/>
+              <w:bottom w:w="0" w:type="dxa"/>
+              <w:right w:w="0" w:type="dxa"/>
+            </w:tcMar>
+            <w:vAlign w:val="center"/>
+            <w:hideMark/>
+          </w:tcPr>
+          <w:p>
+            <w:r>
+              <w:t>用户分页</w:t>
+            </w:r>
+          </w:p>
+        </w:tc>
+        <w:tc>
+          <w:tcPr>
+            <w:tcW w:w="0" w:type="auto"/>
+            <w:shd w:val="clear" w:color="auto" w:fill="1A1B1D"/>
+            <w:tcMar>
+              <w:top w:w="0" w:type="dxa"/>
+              <w:left w:w="0" w:type="dxa"/>
+              <w:bottom w:w="0" w:type="dxa"/>
+              <w:right w:w="0" w:type="dxa"/>
+            </w:tcMar>
+            <w:vAlign w:val="center"/>
+            <w:hideMark/>
+          </w:tcPr>
+          <w:p>
+            <w:proofErr w:type="spellStart"/>
+            <w:r>
+              <w:t>pageNum</w:t>
+            </w:r>
+            <w:proofErr w:type="spellEnd"/>
+            <w:r>
+              <w:t>: 页码（默认1）</w:t>
+            </w:r>
+          </w:p>
+          <w:p>
+            <w:proofErr w:type="spellStart"/>
+            <w:r>
+              <w:t>pageSize</w:t>
+            </w:r>
+            <w:proofErr w:type="spellEnd"/>
+            <w:r>
+              <w:t>: 每页数量（默认5）</w:t>
+            </w:r>
+          </w:p>
+          <w:p>
+            <w:r>
+              <w:t>phone: 电话（可选）</w:t>
+            </w:r>
+          </w:p>
+        </w:tc>
+      </w:tr>
+      <w:tr>
+        <w:trPr>
+          <w:tblCellSpacing w:w="15" w:type="dxa"/>
+        </w:trPr>
+        <w:tc>
+          <w:tcPr>
+            <w:tcW w:w="0" w:type="auto"/>
+            <w:shd w:val="clear" w:color="auto" w:fill="1A1B1D"/>
+            <w:tcMar>
+              <w:top w:w="0" w:type="dxa"/>
+              <w:left w:w="0" w:type="dxa"/>
+              <w:bottom w:w="0" w:type="dxa"/>
+              <w:right w:w="0" w:type="dxa"/>
+            </w:tcMar>
+            <w:vAlign w:val="center"/>
+            <w:hideMark/>
+          </w:tcPr>
+          <w:p>
+            <w:r>
+              <w:t>/</w:t>
+            </w:r>
+            <w:proofErr w:type="spellStart"/>
+            <w:r>
+              <w:t>milkteasystem</w:t>
+            </w:r>
+            <w:proofErr w:type="spellEnd"/>
+            <w:r>
+              <w:t>/user/</w:t>
+            </w:r>
+            <w:proofErr w:type="spellStart"/>
+            <w:r>
+              <w:t>doLogin</w:t>
+            </w:r>
+            <w:proofErr w:type="spellEnd"/>
+          </w:p>
+        </w:tc>
+        <w:tc>
+          <w:tcPr>
+            <w:tcW w:w="0" w:type="auto"/>
+            <w:shd w:val="clear" w:color="auto" w:fill="1A1B1D"/>
+            <w:tcMar>
+              <w:top w:w="0" w:type="dxa"/>
+              <w:left w:w="0" w:type="dxa"/>
+              <w:bottom w:w="0" w:type="dxa"/>
+              <w:right w:w="0" w:type="dxa"/>
+            </w:tcMar>
+            <w:vAlign w:val="center"/>
+            <w:hideMark/>
+          </w:tcPr>
+          <w:p>
+            <w:r>
+              <w:t>GET</w:t>
+            </w:r>
+          </w:p>
+        </w:tc>
+        <w:tc>
+          <w:tcPr>
+            <w:tcW w:w="0" w:type="auto"/>
+            <w:shd w:val="clear" w:color="auto" w:fill="1A1B1D"/>
+            <w:tcMar>
+              <w:top w:w="0" w:type="dxa"/>
+              <w:left w:w="0" w:type="dxa"/>
+              <w:bottom w:w="0" w:type="dxa"/>
+              <w:right w:w="0" w:type="dxa"/>
+            </w:tcMar>
+            <w:vAlign w:val="center"/>
+            <w:hideMark/>
+          </w:tcPr>
+          <w:p>
+            <w:r>
+              <w:t>登录</w:t>
+            </w:r>
+          </w:p>
+        </w:tc>
+        <w:tc>
+          <w:tcPr>
+            <w:tcW w:w="0" w:type="auto"/>
+            <w:shd w:val="clear" w:color="auto" w:fill="1A1B1D"/>
+            <w:tcMar>
+              <w:top w:w="0" w:type="dxa"/>
+              <w:left w:w="0" w:type="dxa"/>
+              <w:bottom w:w="0" w:type="dxa"/>
+              <w:right w:w="0" w:type="dxa"/>
+            </w:tcMar>
+            <w:vAlign w:val="center"/>
+            <w:hideMark/>
+          </w:tcPr>
+          <w:p>
+            <w:r>
+              <w:t>无（测试接口）</w:t>
+            </w:r>
+          </w:p>
+        </w:tc>
+      </w:tr>
+      <w:tr>
+        <w:trPr>
+          <w:tblCellSpacing w:w="15" w:type="dxa"/>
+        </w:trPr>
+        <w:tc>
+          <w:tcPr>
+            <w:tcW w:w="0" w:type="auto"/>
+            <w:shd w:val="clear" w:color="auto" w:fill="1A1B1D"/>
+            <w:tcMar>
+              <w:top w:w="0" w:type="dxa"/>
+              <w:left w:w="0" w:type="dxa"/>
+              <w:bottom w:w="0" w:type="dxa"/>
+              <w:right w:w="0" w:type="dxa"/>
+            </w:tcMar>
+            <w:vAlign w:val="center"/>
+            <w:hideMark/>
+          </w:tcPr>
+          <w:p>
+            <w:r>
+              <w:t>/</w:t>
+            </w:r>
+            <w:proofErr w:type="spellStart"/>
+            <w:r>
+              <w:t>milkteasystem</w:t>
+            </w:r>
+            <w:proofErr w:type="spellEnd"/>
+            <w:r>
+              <w:t>/user/</w:t>
+            </w:r>
+            <w:proofErr w:type="spellStart"/>
+            <w:r>
+              <w:t>wechatLogin</w:t>
+            </w:r>
+            <w:proofErr w:type="spellEnd"/>
+          </w:p>
+        </w:tc>
+        <w:tc>
+          <w:tcPr>
+            <w:tcW w:w="0" w:type="auto"/>
+            <w:shd w:val="clear" w:color="auto" w:fill="1A1B1D"/>
+            <w:tcMar>
+              <w:top w:w="0" w:type="dxa"/>
+              <w:left w:w="0" w:type="dxa"/>
+              <w:bottom w:w="0" w:type="dxa"/>
+              <w:right w:w="0" w:type="dxa"/>
+            </w:tcMar>
+            <w:vAlign w:val="center"/>
+            <w:hideMark/>
+          </w:tcPr>
+          <w:p>
+            <w:r>
+              <w:t>POST</w:t>
+            </w:r>
+          </w:p>
+        </w:tc>
+        <w:tc>
+          <w:tcPr>
+            <w:tcW w:w="0" w:type="auto"/>
+            <w:shd w:val="clear" w:color="auto" w:fill="1A1B1D"/>
+            <w:tcMar>
+              <w:top w:w="0" w:type="dxa"/>
+              <w:left w:w="0" w:type="dxa"/>
+              <w:bottom w:w="0" w:type="dxa"/>
+              <w:right w:w="0" w:type="dxa"/>
+            </w:tcMar>
+            <w:vAlign w:val="center"/>
+            <w:hideMark/>
+          </w:tcPr>
+          <w:p>
+            <w:proofErr w:type="gramStart"/>
+            <w:r>
+              <w:t>微信授权</w:t>
+            </w:r>
+            <w:proofErr w:type="gramEnd"/>
+            <w:r>
+              <w:t>登录</w:t>
+            </w:r>
+          </w:p>
+        </w:tc>
+        <w:tc>
+          <w:tcPr>
+            <w:tcW w:w="0" w:type="auto"/>
+            <w:shd w:val="clear" w:color="auto" w:fill="1A1B1D"/>
+            <w:tcMar>
+              <w:top w:w="0" w:type="dxa"/>
+              <w:left w:w="0" w:type="dxa"/>
+              <w:bottom w:w="0" w:type="dxa"/>
+              <w:right w:w="0" w:type="dxa"/>
+            </w:tcMar>
+            <w:vAlign w:val="center"/>
+            <w:hideMark/>
+          </w:tcPr>
+          <w:p>
+            <w:r>
+              <w:t xml:space="preserve">code: </w:t>
+            </w:r>
+            <w:proofErr w:type="gramStart"/>
+            <w:r>
+              <w:t>微信登录</w:t>
+            </w:r>
+            <w:proofErr w:type="gramEnd"/>
+            <w:r>
+              <w:t>code</w:t>
+            </w:r>
+          </w:p>
+        </w:tc>
+      </w:tr>
+      <w:tr>
+        <w:trPr>
+          <w:tblCellSpacing w:w="15" w:type="dxa"/>
+        </w:trPr>
+        <w:tc>
+          <w:tcPr>
+            <w:tcW w:w="0" w:type="auto"/>
+            <w:shd w:val="clear" w:color="auto" w:fill="1A1B1D"/>
+            <w:tcMar>
+              <w:top w:w="0" w:type="dxa"/>
+              <w:left w:w="0" w:type="dxa"/>
+              <w:bottom w:w="0" w:type="dxa"/>
+              <w:right w:w="0" w:type="dxa"/>
+            </w:tcMar>
+            <w:vAlign w:val="center"/>
+            <w:hideMark/>
+          </w:tcPr>
+          <w:p>
+            <w:r>
+              <w:t>/</w:t>
+            </w:r>
+            <w:proofErr w:type="spellStart"/>
+            <w:r>
+              <w:t>milkteasystem</w:t>
+            </w:r>
+            <w:proofErr w:type="spellEnd"/>
+            <w:r>
+              <w:t>/user/</w:t>
+            </w:r>
+            <w:proofErr w:type="spellStart"/>
+            <w:r>
+              <w:t>updateWechatInfo</w:t>
+            </w:r>
+            <w:proofErr w:type="spellEnd"/>
+          </w:p>
+        </w:tc>
+        <w:tc>
+          <w:tcPr>
+            <w:tcW w:w="0" w:type="auto"/>
+            <w:shd w:val="clear" w:color="auto" w:fill="1A1B1D"/>
+            <w:tcMar>
+              <w:top w:w="0" w:type="dxa"/>
+              <w:left w:w="0" w:type="dxa"/>
+              <w:bottom w:w="0" w:type="dxa"/>
+              <w:right w:w="0" w:type="dxa"/>
+            </w:tcMar>
+            <w:vAlign w:val="center"/>
+            <w:hideMark/>
+          </w:tcPr>
+          <w:p>
+            <w:r>
+              <w:t>POST</w:t>
+            </w:r>
+          </w:p>
+        </w:tc>
+        <w:tc>
+          <w:tcPr>
+            <w:tcW w:w="0" w:type="auto"/>
+            <w:shd w:val="clear" w:color="auto" w:fill="1A1B1D"/>
+            <w:tcMar>
+              <w:top w:w="0" w:type="dxa"/>
+              <w:left w:w="0" w:type="dxa"/>
+              <w:bottom w:w="0" w:type="dxa"/>
+              <w:right w:w="0" w:type="dxa"/>
+            </w:tcMar>
+            <w:vAlign w:val="center"/>
+            <w:hideMark/>
+          </w:tcPr>
+          <w:p>
+            <w:r>
+              <w:t>更新</w:t>
+            </w:r>
+            <w:proofErr w:type="gramStart"/>
+            <w:r>
+              <w:t>微信用户</w:t>
+            </w:r>
+            <w:proofErr w:type="gramEnd"/>
+            <w:r>
+              <w:t>信息</w:t>
+            </w:r>
+          </w:p>
+        </w:tc>
+        <w:tc>
+          <w:tcPr>
+            <w:tcW w:w="0" w:type="auto"/>
+            <w:shd w:val="clear" w:color="auto" w:fill="1A1B1D"/>
+            <w:tcMar>
+              <w:top w:w="0" w:type="dxa"/>
+              <w:left w:w="0" w:type="dxa"/>
+              <w:bottom w:w="0" w:type="dxa"/>
+              <w:right w:w="0" w:type="dxa"/>
+            </w:tcMar>
+            <w:vAlign w:val="center"/>
+            <w:hideMark/>
+          </w:tcPr>
+          <w:p>
+            <w:proofErr w:type="spellStart"/>
+            <w:r>
+              <w:t>userUpdateDTO</w:t>
+            </w:r>
+            <w:proofErr w:type="spellEnd"/>
+            <w:r>
+              <w:t>: 用户更新DTO</w:t>
+            </w:r>
+          </w:p>
+        </w:tc>
+      </w:tr>
+      <w:tr>
+        <w:trPr>
+          <w:tblCellSpacing w:w="15" w:type="dxa"/>
+        </w:trPr>
+        <w:tc>
+          <w:tcPr>
+            <w:tcW w:w="0" w:type="auto"/>
+            <w:shd w:val="clear" w:color="auto" w:fill="1A1B1D"/>
+            <w:tcMar>
+              <w:top w:w="0" w:type="dxa"/>
+              <w:left w:w="0" w:type="dxa"/>
+              <w:bottom w:w="0" w:type="dxa"/>
+              <w:right w:w="0" w:type="dxa"/>
+            </w:tcMar>
+            <w:vAlign w:val="center"/>
+            <w:hideMark/>
+          </w:tcPr>
+          <w:p>
+            <w:r>
+              <w:t>/</w:t>
+            </w:r>
+            <w:proofErr w:type="spellStart"/>
+            <w:r>
+              <w:t>milkteasystem</w:t>
+            </w:r>
+            <w:proofErr w:type="spellEnd"/>
+            <w:r>
+              <w:t>/user/</w:t>
+            </w:r>
+            <w:proofErr w:type="spellStart"/>
+            <w:r>
+              <w:t>isLogin</w:t>
+            </w:r>
+            <w:proofErr w:type="spellEnd"/>
+          </w:p>
+        </w:tc>
+        <w:tc>
+          <w:tcPr>
+            <w:tcW w:w="0" w:type="auto"/>
+            <w:shd w:val="clear" w:color="auto" w:fill="1A1B1D"/>
+            <w:tcMar>
+              <w:top w:w="0" w:type="dxa"/>
+              <w:left w:w="0" w:type="dxa"/>
+              <w:bottom w:w="0" w:type="dxa"/>
+              <w:right w:w="0" w:type="dxa"/>
+            </w:tcMar>
+            <w:vAlign w:val="center"/>
+            <w:hideMark/>
+          </w:tcPr>
+          <w:p>
+            <w:r>
+              <w:t>GET</w:t>
+            </w:r>
+          </w:p>
+        </w:tc>
+        <w:tc>
+          <w:tcPr>
+            <w:tcW w:w="0" w:type="auto"/>
+            <w:shd w:val="clear" w:color="auto" w:fill="1A1B1D"/>
+            <w:tcMar>
+              <w:top w:w="0" w:type="dxa"/>
+              <w:left w:w="0" w:type="dxa"/>
+              <w:bottom w:w="0" w:type="dxa"/>
+              <w:right w:w="0" w:type="dxa"/>
+            </w:tcMar>
+            <w:vAlign w:val="center"/>
+            <w:hideMark/>
+          </w:tcPr>
+          <w:p>
+            <w:r>
+              <w:t>查询登录状态</w:t>
+            </w:r>
+          </w:p>
+        </w:tc>
+        <w:tc>
+          <w:tcPr>
+            <w:tcW w:w="0" w:type="auto"/>
+            <w:shd w:val="clear" w:color="auto" w:fill="1A1B1D"/>
+            <w:tcMar>
+              <w:top w:w="0" w:type="dxa"/>
+              <w:left w:w="0" w:type="dxa"/>
+              <w:bottom w:w="0" w:type="dxa"/>
+              <w:right w:w="0" w:type="dxa"/>
+            </w:tcMar>
+            <w:vAlign w:val="center"/>
+            <w:hideMark/>
+          </w:tcPr>
+          <w:p>
+            <w:r>
+              <w:t>无</w:t>
+            </w:r>
+          </w:p>
+        </w:tc>
+      </w:tr>
+      <w:tr>
+        <w:trPr>
+          <w:tblCellSpacing w:w="15" w:type="dxa"/>
+        </w:trPr>
+        <w:tc>
+          <w:tcPr>
+            <w:tcW w:w="0" w:type="auto"/>
+            <w:shd w:val="clear" w:color="auto" w:fill="1A1B1D"/>
+            <w:tcMar>
+              <w:top w:w="0" w:type="dxa"/>
+              <w:left w:w="0" w:type="dxa"/>
+              <w:bottom w:w="0" w:type="dxa"/>
+              <w:right w:w="0" w:type="dxa"/>
+            </w:tcMar>
+            <w:vAlign w:val="center"/>
+            <w:hideMark/>
+          </w:tcPr>
+          <w:p>
+            <w:r>
+              <w:t>/</w:t>
+            </w:r>
+            <w:proofErr w:type="spellStart"/>
+            <w:r>
+              <w:t>milkteasystem</w:t>
+            </w:r>
+            <w:proofErr w:type="spellEnd"/>
+            <w:r>
+              <w:t>/user/</w:t>
+            </w:r>
+            <w:proofErr w:type="spellStart"/>
+            <w:r>
+              <w:t>updatePersonalInfo</w:t>
+            </w:r>
+            <w:proofErr w:type="spellEnd"/>
+          </w:p>
+        </w:tc>
+        <w:tc>
+          <w:tcPr>
+            <w:tcW w:w="0" w:type="auto"/>
+            <w:shd w:val="clear" w:color="auto" w:fill="1A1B1D"/>
+            <w:tcMar>
+              <w:top w:w="0" w:type="dxa"/>
+              <w:left w:w="0" w:type="dxa"/>
+              <w:bottom w:w="0" w:type="dxa"/>
+              <w:right w:w="0" w:type="dxa"/>
+            </w:tcMar>
+            <w:vAlign w:val="center"/>
+            <w:hideMark/>
+          </w:tcPr>
+          <w:p>
+            <w:r>
+              <w:t>POST</w:t>
+            </w:r>
+          </w:p>
+        </w:tc>
+        <w:tc>
+          <w:tcPr>
+            <w:tcW w:w="0" w:type="auto"/>
+            <w:shd w:val="clear" w:color="auto" w:fill="1A1B1D"/>
+            <w:tcMar>
+              <w:top w:w="0" w:type="dxa"/>
+              <w:left w:w="0" w:type="dxa"/>
+              <w:bottom w:w="0" w:type="dxa"/>
+              <w:right w:w="0" w:type="dxa"/>
+            </w:tcMar>
+            <w:vAlign w:val="center"/>
+            <w:hideMark/>
+          </w:tcPr>
+          <w:p>
+            <w:r>
+              <w:t>修改个人信息</w:t>
+            </w:r>
+          </w:p>
+        </w:tc>
+        <w:tc>
+          <w:tcPr>
+            <w:tcW w:w="0" w:type="auto"/>
+            <w:shd w:val="clear" w:color="auto" w:fill="1A1B1D"/>
+            <w:tcMar>
+              <w:top w:w="0" w:type="dxa"/>
+              <w:left w:w="0" w:type="dxa"/>
+              <w:bottom w:w="0" w:type="dxa"/>
+              <w:right w:w="0" w:type="dxa"/>
+            </w:tcMar>
+            <w:vAlign w:val="center"/>
+            <w:hideMark/>
+          </w:tcPr>
+          <w:p>
+            <w:proofErr w:type="spellStart"/>
+            <w:r>
+              <w:t>userUpdateDTO</w:t>
+            </w:r>
+            <w:proofErr w:type="spellEnd"/>
+            <w:r>
+              <w:t>: 用户更新DTO</w:t>
+            </w:r>
+          </w:p>
+        </w:tc>
+      </w:tr>
+      <w:tr>
+        <w:trPr>
+          <w:tblCellSpacing w:w="15" w:type="dxa"/>
+        </w:trPr>
+        <w:tc>
+          <w:tcPr>
+            <w:tcW w:w="0" w:type="auto"/>
+            <w:shd w:val="clear" w:color="auto" w:fill="1A1B1D"/>
+            <w:tcMar>
+              <w:top w:w="0" w:type="dxa"/>
+              <w:left w:w="0" w:type="dxa"/>
+              <w:bottom w:w="0" w:type="dxa"/>
+              <w:right w:w="0" w:type="dxa"/>
+            </w:tcMar>
+            <w:vAlign w:val="center"/>
+            <w:hideMark/>
+          </w:tcPr>
+          <w:p>
+            <w:r>
+              <w:t>/</w:t>
+            </w:r>
+            <w:proofErr w:type="spellStart"/>
+            <w:r>
+              <w:t>milkteasystem</w:t>
+            </w:r>
+            <w:proofErr w:type="spellEnd"/>
+            <w:r>
+              <w:t>/user/orders</w:t>
+            </w:r>
+          </w:p>
+        </w:tc>
+        <w:tc>
+          <w:tcPr>
+            <w:tcW w:w="0" w:type="auto"/>
+            <w:shd w:val="clear" w:color="auto" w:fill="1A1B1D"/>
+            <w:tcMar>
+              <w:top w:w="0" w:type="dxa"/>
+              <w:left w:w="0" w:type="dxa"/>
+              <w:bottom w:w="0" w:type="dxa"/>
+              <w:right w:w="0" w:type="dxa"/>
+            </w:tcMar>
+            <w:vAlign w:val="center"/>
+            <w:hideMark/>
+          </w:tcPr>
+          <w:p>
+            <w:r>
+              <w:t>GET</w:t>
+            </w:r>
+          </w:p>
+        </w:tc>
+        <w:tc>
+          <w:tcPr>
+            <w:tcW w:w="0" w:type="auto"/>
+            <w:shd w:val="clear" w:color="auto" w:fill="1A1B1D"/>
+            <w:tcMar>
+              <w:top w:w="0" w:type="dxa"/>
+              <w:left w:w="0" w:type="dxa"/>
+              <w:bottom w:w="0" w:type="dxa"/>
+              <w:right w:w="0" w:type="dxa"/>
+            </w:tcMar>
+            <w:vAlign w:val="center"/>
+            <w:hideMark/>
+          </w:tcPr>
+          <w:p>
+            <w:r>
+              <w:t>查询个人订单列表</w:t>
+            </w:r>
+          </w:p>
+        </w:tc>
+        <w:tc>
+          <w:tcPr>
+            <w:tcW w:w="0" w:type="auto"/>
+            <w:shd w:val="clear" w:color="auto" w:fill="1A1B1D"/>
+            <w:tcMar>
+              <w:top w:w="0" w:type="dxa"/>
+              <w:left w:w="0" w:type="dxa"/>
+              <w:bottom w:w="0" w:type="dxa"/>
+              <w:right w:w="0" w:type="dxa"/>
+            </w:tcMar>
+            <w:vAlign w:val="center"/>
+            <w:hideMark/>
+          </w:tcPr>
+          <w:p>
+            <w:proofErr w:type="spellStart"/>
+            <w:r>
+              <w:t>pageNum</w:t>
+            </w:r>
+            <w:proofErr w:type="spellEnd"/>
+            <w:r>
+              <w:t>: 页码（默认1）</w:t>
+            </w:r>
+          </w:p>
+          <w:p>
+            <w:proofErr w:type="spellStart"/>
+            <w:r>
+              <w:t>pageSize</w:t>
+            </w:r>
+            <w:proofErr w:type="spellEnd"/>
+            <w:r>
+              <w:t>: 每页数量（默认5）</w:t>
+            </w:r>
+          </w:p>
+        </w:tc>
+      </w:tr>
+    </w:tbl>
     <w:p>
       <w:pPr>
         <w:rPr>
@@ -1597,7 +2875,6 @@
   <w:style w:type="character" w:default="1" w:styleId="a0">
     <w:name w:val="Default Paragraph Font"/>
     <w:uiPriority w:val="1"/>
-    <w:semiHidden/>
     <w:unhideWhenUsed/>
   </w:style>
   <w:style w:type="table" w:default="1" w:styleId="a1">
